--- a/documents/3as/modhakirat/modhakira_wahda8_3as_riyadiyat.docx
+++ b/documents/3as/modhakirat/modhakira_wahda8_3as_riyadiyat.docx
@@ -466,7 +466,7 @@
                 <w:color w:val="FFFFFF"/>
                 <w:rtl/>
               </w:rPr>
-              <w:t xml:space="preserve">مذكرة رقم 55</w:t>
+              <w:t xml:space="preserve">مذكرة رقم 57</w:t>
             </w:r>
           </w:p>
         </w:tc>
@@ -2843,7 +2843,7 @@
                 <w:color w:val="FFFFFF"/>
                 <w:rtl/>
               </w:rPr>
-              <w:t xml:space="preserve">مذكرة رقم 56</w:t>
+              <w:t xml:space="preserve">مذكرة رقم 58</w:t>
             </w:r>
           </w:p>
         </w:tc>
@@ -4919,7 +4919,7 @@
                 <w:color w:val="FFFFFF"/>
                 <w:rtl/>
               </w:rPr>
-              <w:t xml:space="preserve">مذكرة رقم 57</w:t>
+              <w:t xml:space="preserve">مذكرة رقم 59</w:t>
             </w:r>
           </w:p>
         </w:tc>
@@ -7025,7 +7025,7 @@
                 <w:color w:val="FFFFFF"/>
                 <w:rtl/>
               </w:rPr>
-              <w:t xml:space="preserve">مذكرة رقم 58</w:t>
+              <w:t xml:space="preserve">مذكرة رقم 60</w:t>
             </w:r>
           </w:p>
         </w:tc>
@@ -9412,7 +9412,7 @@
                 <w:color w:val="FFFFFF"/>
                 <w:rtl/>
               </w:rPr>
-              <w:t xml:space="preserve">مذكرة رقم 59</w:t>
+              <w:t xml:space="preserve">مذكرة رقم 61</w:t>
             </w:r>
           </w:p>
         </w:tc>
@@ -11478,7 +11478,7 @@
                 <w:color w:val="FFFFFF"/>
                 <w:rtl/>
               </w:rPr>
-              <w:t xml:space="preserve">مذكرة رقم 60</w:t>
+              <w:t xml:space="preserve">مذكرة رقم 62</w:t>
             </w:r>
           </w:p>
         </w:tc>
@@ -13647,7 +13647,7 @@
                 <w:color w:val="FFFFFF"/>
                 <w:rtl/>
               </w:rPr>
-              <w:t xml:space="preserve">مذكرة رقم 61</w:t>
+              <w:t xml:space="preserve">مذكرة رقم 63</w:t>
             </w:r>
           </w:p>
         </w:tc>
@@ -15543,7 +15543,7 @@
                 <w:color w:val="FFFFFF"/>
                 <w:rtl/>
               </w:rPr>
-              <w:t xml:space="preserve">مذكرة رقم 62</w:t>
+              <w:t xml:space="preserve">مذكرة رقم 64</w:t>
             </w:r>
           </w:p>
         </w:tc>
@@ -17339,7 +17339,7 @@
                 <w:color w:val="FFFFFF"/>
                 <w:rtl/>
               </w:rPr>
-              <w:t xml:space="preserve">مذكرة رقم 63</w:t>
+              <w:t xml:space="preserve">مذكرة رقم 65</w:t>
             </w:r>
           </w:p>
         </w:tc>
@@ -19154,7 +19154,7 @@
                 <w:color w:val="FFFFFF"/>
                 <w:rtl/>
               </w:rPr>
-              <w:t xml:space="preserve">مذكرة رقم 64</w:t>
+              <w:t xml:space="preserve">مذكرة رقم 66</w:t>
             </w:r>
           </w:p>
         </w:tc>
